--- a/8th sem/DC/DC_Insem.docx
+++ b/8th sem/DC/DC_Insem.docx
@@ -91,13 +91,6 @@
       </w:r>
     </w:p>
     <w:p>
-      <w:r>
-        <w:pict w14:anchorId="4C51FB48">
-          <v:rect id="_x0000_i1055" style="width:0;height:1.5pt" o:hralign="center" o:hrstd="t" o:hr="t" fillcolor="#a0a0a0" stroked="f"/>
-        </w:pict>
-      </w:r>
-    </w:p>
-    <w:p>
       <w:pPr>
         <w:rPr>
           <w:b/>
@@ -176,13 +169,6 @@
       </w:r>
     </w:p>
     <w:p>
-      <w:r>
-        <w:pict w14:anchorId="0021C789">
-          <v:rect id="_x0000_i1056" style="width:0;height:1.5pt" o:hralign="center" o:hrstd="t" o:hr="t" fillcolor="#a0a0a0" stroked="f"/>
-        </w:pict>
-      </w:r>
-    </w:p>
-    <w:p>
       <w:pPr>
         <w:rPr>
           <w:b/>
@@ -261,13 +247,6 @@
       </w:r>
     </w:p>
     <w:p>
-      <w:r>
-        <w:pict w14:anchorId="2AF08619">
-          <v:rect id="_x0000_i1057" style="width:0;height:1.5pt" o:hralign="center" o:hrstd="t" o:hr="t" fillcolor="#a0a0a0" stroked="f"/>
-        </w:pict>
-      </w:r>
-    </w:p>
-    <w:p>
       <w:pPr>
         <w:rPr>
           <w:b/>
@@ -346,13 +325,6 @@
       </w:r>
     </w:p>
     <w:p>
-      <w:r>
-        <w:pict w14:anchorId="685530D1">
-          <v:rect id="_x0000_i1058" style="width:0;height:1.5pt" o:hralign="center" o:hrstd="t" o:hr="t" fillcolor="#a0a0a0" stroked="f"/>
-        </w:pict>
-      </w:r>
-    </w:p>
-    <w:p>
       <w:pPr>
         <w:rPr>
           <w:b/>
@@ -417,7 +389,6 @@
         </w:numPr>
       </w:pPr>
       <w:r>
-        <w:lastRenderedPageBreak/>
         <w:t xml:space="preserve">Inconsistent data can lead to </w:t>
       </w:r>
       <w:r>
@@ -429,13 +400,6 @@
       </w:r>
       <w:r>
         <w:t>, affecting decision-making.</w:t>
-      </w:r>
-    </w:p>
-    <w:p>
-      <w:r>
-        <w:pict w14:anchorId="273EB1F2">
-          <v:rect id="_x0000_i1059" style="width:0;height:1.5pt" o:hralign="center" o:hrstd="t" o:hr="t" fillcolor="#a0a0a0" stroked="f"/>
-        </w:pict>
       </w:r>
     </w:p>
     <w:p>
@@ -591,13 +555,6 @@
       </w:r>
     </w:p>
     <w:p>
-      <w:r>
-        <w:pict w14:anchorId="011C545E">
-          <v:rect id="_x0000_i1095" style="width:0;height:1.5pt" o:hralign="center" o:hrstd="t" o:hr="t" fillcolor="#a0a0a0" stroked="f"/>
-        </w:pict>
-      </w:r>
-    </w:p>
-    <w:p>
       <w:pPr>
         <w:rPr>
           <w:b/>
@@ -691,13 +648,6 @@
       </w:r>
     </w:p>
     <w:p>
-      <w:r>
-        <w:pict w14:anchorId="36DD5318">
-          <v:rect id="_x0000_i1096" style="width:0;height:1.5pt" o:hralign="center" o:hrstd="t" o:hr="t" fillcolor="#a0a0a0" stroked="f"/>
-        </w:pict>
-      </w:r>
-    </w:p>
-    <w:p>
       <w:pPr>
         <w:rPr>
           <w:b/>
@@ -714,6 +664,7 @@
     </w:p>
     <w:p>
       <w:r>
+        <w:lastRenderedPageBreak/>
         <w:t xml:space="preserve">Multiple processes or users can </w:t>
       </w:r>
       <w:r>
@@ -791,13 +742,6 @@
       </w:r>
     </w:p>
     <w:p>
-      <w:r>
-        <w:pict w14:anchorId="63C99B5B">
-          <v:rect id="_x0000_i1097" style="width:0;height:1.5pt" o:hralign="center" o:hrstd="t" o:hr="t" fillcolor="#a0a0a0" stroked="f"/>
-        </w:pict>
-      </w:r>
-    </w:p>
-    <w:p>
       <w:pPr>
         <w:rPr>
           <w:b/>
@@ -877,7 +821,6 @@
         </w:numPr>
       </w:pPr>
       <w:r>
-        <w:lastRenderedPageBreak/>
         <w:t xml:space="preserve">Essential for </w:t>
       </w:r>
       <w:r>
@@ -889,13 +832,6 @@
       </w:r>
       <w:r>
         <w:t>.</w:t>
-      </w:r>
-    </w:p>
-    <w:p>
-      <w:r>
-        <w:pict w14:anchorId="4859DCFB">
-          <v:rect id="_x0000_i1098" style="width:0;height:1.5pt" o:hralign="center" o:hrstd="t" o:hr="t" fillcolor="#a0a0a0" stroked="f"/>
-        </w:pict>
       </w:r>
     </w:p>
     <w:p>
@@ -992,13 +928,6 @@
       </w:r>
     </w:p>
     <w:p>
-      <w:r>
-        <w:pict w14:anchorId="3A7F6ABE">
-          <v:rect id="_x0000_i1099" style="width:0;height:1.5pt" o:hralign="center" o:hrstd="t" o:hr="t" fillcolor="#a0a0a0" stroked="f"/>
-        </w:pict>
-      </w:r>
-    </w:p>
-    <w:p>
       <w:pPr>
         <w:rPr>
           <w:b/>
@@ -1134,7 +1063,10 @@
         <w:t>predicts equipment failures before they happen</w:t>
       </w:r>
       <w:r>
-        <w:t xml:space="preserve"> using data-driven insights. Unlike reactive maintenance (fix after failure) or preventive maintenance (scheduled servicing), predictive maintenance uses </w:t>
+        <w:t xml:space="preserve"> using data-driven insights. Unlike reactive maintenance (fix after failure) or preventive maintenance (scheduled servicing), predictive </w:t>
+      </w:r>
+      <w:r>
+        <w:t xml:space="preserve">maintenance uses </w:t>
       </w:r>
       <w:r>
         <w:rPr>
@@ -1179,13 +1111,6 @@
       </w:r>
       <w:r>
         <w:t>, identify patterns, and predict potential failures accurately.</w:t>
-      </w:r>
-    </w:p>
-    <w:p>
-      <w:r>
-        <w:pict w14:anchorId="68A1FCA7">
-          <v:rect id="_x0000_i1123" style="width:0;height:1.5pt" o:hralign="center" o:hrstd="t" o:hr="t" fillcolor="#a0a0a0" stroked="f"/>
-        </w:pict>
       </w:r>
     </w:p>
     <w:p>
@@ -1379,7 +1304,6 @@
         </w:numPr>
       </w:pPr>
       <w:r>
-        <w:lastRenderedPageBreak/>
         <w:t xml:space="preserve">Techniques like </w:t>
       </w:r>
       <w:r>
@@ -1472,24 +1396,18 @@
       </w:r>
     </w:p>
     <w:p>
-      <w:r>
-        <w:pict w14:anchorId="29668A08">
-          <v:rect id="_x0000_i1124" style="width:0;height:1.5pt" o:hralign="center" o:hrstd="t" o:hr="t" fillcolor="#a0a0a0" stroked="f"/>
-        </w:pict>
-      </w:r>
-    </w:p>
-    <w:p>
-      <w:pPr>
-        <w:rPr>
-          <w:b/>
-          <w:bCs/>
-        </w:rPr>
-      </w:pPr>
-      <w:r>
-        <w:rPr>
-          <w:b/>
-          <w:bCs/>
-        </w:rPr>
+      <w:pPr>
+        <w:rPr>
+          <w:b/>
+          <w:bCs/>
+        </w:rPr>
+      </w:pPr>
+      <w:r>
+        <w:rPr>
+          <w:b/>
+          <w:bCs/>
+        </w:rPr>
+        <w:lastRenderedPageBreak/>
         <w:t>3. Applications of Predictive Maintenance with AI and Data Science</w:t>
       </w:r>
     </w:p>
@@ -1816,25 +1734,17 @@
       </w:r>
     </w:p>
     <w:p>
-      <w:r>
-        <w:pict w14:anchorId="5DCA15F1">
-          <v:rect id="_x0000_i1125" style="width:0;height:1.5pt" o:hralign="center" o:hrstd="t" o:hr="t" fillcolor="#a0a0a0" stroked="f"/>
-        </w:pict>
-      </w:r>
-    </w:p>
-    <w:p>
-      <w:pPr>
-        <w:rPr>
-          <w:b/>
-          <w:bCs/>
-        </w:rPr>
-      </w:pPr>
-      <w:r>
-        <w:rPr>
-          <w:b/>
-          <w:bCs/>
-        </w:rPr>
-        <w:lastRenderedPageBreak/>
+      <w:pPr>
+        <w:rPr>
+          <w:b/>
+          <w:bCs/>
+        </w:rPr>
+      </w:pPr>
+      <w:r>
+        <w:rPr>
+          <w:b/>
+          <w:bCs/>
+        </w:rPr>
         <w:t>4. Benefits of Integrating AI and Data Science in Predictive Maintenance</w:t>
       </w:r>
     </w:p>
@@ -1959,13 +1869,6 @@
       </w:r>
     </w:p>
     <w:p>
-      <w:r>
-        <w:pict w14:anchorId="4A7F8FA8">
-          <v:rect id="_x0000_i1165" style="width:0;height:1.5pt" o:hralign="center" o:hrstd="t" o:hr="t" fillcolor="#a0a0a0" stroked="f"/>
-        </w:pict>
-      </w:r>
-    </w:p>
-    <w:p>
       <w:pPr>
         <w:rPr>
           <w:b/>
@@ -2085,13 +1988,6 @@
       </w:r>
     </w:p>
     <w:p>
-      <w:r>
-        <w:pict w14:anchorId="1AB6F381">
-          <v:rect id="_x0000_i1166" style="width:0;height:1.5pt" o:hralign="center" o:hrstd="t" o:hr="t" fillcolor="#a0a0a0" stroked="f"/>
-        </w:pict>
-      </w:r>
-    </w:p>
-    <w:p>
       <w:pPr>
         <w:rPr>
           <w:b/>
@@ -2157,13 +2053,6 @@
       </w:r>
     </w:p>
     <w:p>
-      <w:r>
-        <w:pict w14:anchorId="77A85CAC">
-          <v:rect id="_x0000_i1167" style="width:0;height:1.5pt" o:hralign="center" o:hrstd="t" o:hr="t" fillcolor="#a0a0a0" stroked="f"/>
-        </w:pict>
-      </w:r>
-    </w:p>
-    <w:p>
       <w:pPr>
         <w:rPr>
           <w:b/>
@@ -2242,13 +2131,6 @@
       </w:r>
     </w:p>
     <w:p>
-      <w:r>
-        <w:pict w14:anchorId="10F83743">
-          <v:rect id="_x0000_i1168" style="width:0;height:1.5pt" o:hralign="center" o:hrstd="t" o:hr="t" fillcolor="#a0a0a0" stroked="f"/>
-        </w:pict>
-      </w:r>
-    </w:p>
-    <w:p>
       <w:pPr>
         <w:rPr>
           <w:b/>
@@ -2328,13 +2210,6 @@
       </w:r>
     </w:p>
     <w:p>
-      <w:r>
-        <w:pict w14:anchorId="1D6CB3B9">
-          <v:rect id="_x0000_i1169" style="width:0;height:1.5pt" o:hralign="center" o:hrstd="t" o:hr="t" fillcolor="#a0a0a0" stroked="f"/>
-        </w:pict>
-      </w:r>
-    </w:p>
-    <w:p>
       <w:pPr>
         <w:rPr>
           <w:b/>
@@ -2392,13 +2267,6 @@
       </w:r>
     </w:p>
     <w:p>
-      <w:r>
-        <w:pict w14:anchorId="6E378464">
-          <v:rect id="_x0000_i1170" style="width:0;height:1.5pt" o:hralign="center" o:hrstd="t" o:hr="t" fillcolor="#a0a0a0" stroked="f"/>
-        </w:pict>
-      </w:r>
-    </w:p>
-    <w:p>
       <w:pPr>
         <w:rPr>
           <w:b/>
@@ -2515,13 +2383,6 @@
       </w:r>
     </w:p>
     <w:p>
-      <w:r>
-        <w:pict w14:anchorId="1390A5A4">
-          <v:rect id="_x0000_i1197" style="width:0;height:1.5pt" o:hralign="center" o:hrstd="t" o:hr="t" fillcolor="#a0a0a0" stroked="f"/>
-        </w:pict>
-      </w:r>
-    </w:p>
-    <w:p>
       <w:pPr>
         <w:rPr>
           <w:b/>
@@ -2763,7 +2624,6 @@
         </w:numPr>
       </w:pPr>
       <w:r>
-        <w:lastRenderedPageBreak/>
         <w:t xml:space="preserve">DS identifies which drugs or therapies are most effective for </w:t>
       </w:r>
       <w:r>
@@ -3100,7 +2960,11 @@
         <w:t>dividing a large computational problem into smaller subtasks</w:t>
       </w:r>
       <w:r>
-        <w:t xml:space="preserve"> and assigning them to multiple nodes in a distributed system. The goal is to </w:t>
+        <w:t xml:space="preserve"> and assigning them to multiple nodes in a distributed </w:t>
+      </w:r>
+      <w:r>
+        <w:lastRenderedPageBreak/>
+        <w:t xml:space="preserve">system. The goal is to </w:t>
       </w:r>
       <w:r>
         <w:rPr>
@@ -3301,7 +3165,6 @@
         </w:numPr>
       </w:pPr>
       <w:r>
-        <w:lastRenderedPageBreak/>
         <w:t xml:space="preserve">This approach </w:t>
       </w:r>
       <w:r>
@@ -3354,13 +3217,6 @@
       </w:pPr>
       <w:r>
         <w:t>Big data analytics, scientific simulations, and cloud computing tasks.</w:t>
-      </w:r>
-    </w:p>
-    <w:p>
-      <w:r>
-        <w:pict w14:anchorId="33BCF307">
-          <v:rect id="_x0000_i1189" style="width:0;height:1.5pt" o:hralign="center" o:hrstd="t" o:hr="t" fillcolor="#a0a0a0" stroked="f"/>
-        </w:pict>
       </w:r>
     </w:p>
     <w:p>
@@ -3647,9 +3503,9 @@
         <w:tblLook w:val="04A0" w:firstRow="1" w:lastRow="0" w:firstColumn="1" w:lastColumn="0" w:noHBand="0" w:noVBand="1"/>
       </w:tblPr>
       <w:tblGrid>
-        <w:gridCol w:w="1798"/>
-        <w:gridCol w:w="3403"/>
-        <w:gridCol w:w="3825"/>
+        <w:gridCol w:w="1360"/>
+        <w:gridCol w:w="1676"/>
+        <w:gridCol w:w="1843"/>
       </w:tblGrid>
       <w:tr>
         <w:trPr>
@@ -3804,7 +3660,6 @@
                 <w:b/>
                 <w:bCs/>
               </w:rPr>
-              <w:lastRenderedPageBreak/>
               <w:t>Purpose</w:t>
             </w:r>
           </w:p>
@@ -3969,7 +3824,11 @@
               <w:t>128 MB</w:t>
             </w:r>
             <w:r>
-              <w:t xml:space="preserve">, replicated across </w:t>
+              <w:t xml:space="preserve">, </w:t>
+            </w:r>
+            <w:r>
+              <w:lastRenderedPageBreak/>
+              <w:t xml:space="preserve">replicated across </w:t>
             </w:r>
             <w:proofErr w:type="spellStart"/>
             <w:r>
@@ -3986,6 +3845,7 @@
           </w:tcPr>
           <w:p>
             <w:r>
+              <w:lastRenderedPageBreak/>
               <w:t xml:space="preserve">Default chunk size </w:t>
             </w:r>
             <w:r>
@@ -3996,7 +3856,11 @@
               <w:t>64 MB</w:t>
             </w:r>
             <w:r>
-              <w:t>, replicated across Chunkservers</w:t>
+              <w:t xml:space="preserve">, replicated </w:t>
+            </w:r>
+            <w:r>
+              <w:lastRenderedPageBreak/>
+              <w:t>across Chunkservers</w:t>
             </w:r>
           </w:p>
         </w:tc>
@@ -4017,6 +3881,7 @@
                 <w:b/>
                 <w:bCs/>
               </w:rPr>
+              <w:lastRenderedPageBreak/>
               <w:t>Fault Tolerance</w:t>
             </w:r>
           </w:p>
@@ -4434,13 +4299,6 @@
       </w:r>
     </w:p>
     <w:p>
-      <w:r>
-        <w:pict w14:anchorId="30C80C6D">
-          <v:rect id="_x0000_i1223" style="width:0;height:1.5pt" o:hralign="center" o:hrstd="t" o:hr="t" fillcolor="#a0a0a0" stroked="f"/>
-        </w:pict>
-      </w:r>
-    </w:p>
-    <w:p>
       <w:pPr>
         <w:rPr>
           <w:b/>
@@ -4546,7 +4404,6 @@
         </w:numPr>
       </w:pPr>
       <w:r>
-        <w:lastRenderedPageBreak/>
         <w:t xml:space="preserve">Improves </w:t>
       </w:r>
       <w:r>
@@ -4690,13 +4547,6 @@
       </w:r>
     </w:p>
     <w:p>
-      <w:r>
-        <w:pict w14:anchorId="059179C2">
-          <v:rect id="_x0000_i1224" style="width:0;height:1.5pt" o:hralign="center" o:hrstd="t" o:hr="t" fillcolor="#a0a0a0" stroked="f"/>
-        </w:pict>
-      </w:r>
-    </w:p>
-    <w:p>
       <w:pPr>
         <w:rPr>
           <w:b/>
@@ -4820,13 +4670,6 @@
       </w:r>
     </w:p>
     <w:p>
-      <w:r>
-        <w:pict w14:anchorId="38F8B7E2">
-          <v:rect id="_x0000_i1225" style="width:0;height:1.5pt" o:hralign="center" o:hrstd="t" o:hr="t" fillcolor="#a0a0a0" stroked="f"/>
-        </w:pict>
-      </w:r>
-    </w:p>
-    <w:p>
       <w:pPr>
         <w:rPr>
           <w:b/>
@@ -4853,6 +4696,7 @@
           <w:b/>
           <w:bCs/>
         </w:rPr>
+        <w:lastRenderedPageBreak/>
         <w:t>Scientific Research:</w:t>
       </w:r>
       <w:r>
@@ -4914,13 +4758,6 @@
       </w:r>
     </w:p>
     <w:p>
-      <w:r>
-        <w:pict w14:anchorId="38B3199E">
-          <v:rect id="_x0000_i1226" style="width:0;height:1.5pt" o:hralign="center" o:hrstd="t" o:hr="t" fillcolor="#a0a0a0" stroked="f"/>
-        </w:pict>
-      </w:r>
-    </w:p>
-    <w:p>
       <w:pPr>
         <w:rPr>
           <w:b/>
@@ -5001,7 +4838,6 @@
           <w:b/>
           <w:bCs/>
         </w:rPr>
-        <w:lastRenderedPageBreak/>
         <w:t>High Performance:</w:t>
       </w:r>
       <w:r>
@@ -5083,13 +4919,6 @@
       </w:r>
     </w:p>
     <w:p>
-      <w:r>
-        <w:pict w14:anchorId="4DF6A909">
-          <v:rect id="_x0000_i1249" style="width:0;height:1.5pt" o:hralign="center" o:hrstd="t" o:hr="t" fillcolor="#a0a0a0" stroked="f"/>
-        </w:pict>
-      </w:r>
-    </w:p>
-    <w:p>
       <w:pPr>
         <w:rPr>
           <w:b/>
@@ -5102,15 +4931,6 @@
           <w:bCs/>
         </w:rPr>
         <w:t>2. Eager Replication (Synchronous Replication)</w:t>
-      </w:r>
-    </w:p>
-    <w:p>
-      <w:r>
-        <w:rPr>
-          <w:b/>
-          <w:bCs/>
-        </w:rPr>
-        <w:t>Definition:</w:t>
       </w:r>
       <w:r>
         <w:br/>
@@ -5297,13 +5117,6 @@
       </w:r>
     </w:p>
     <w:p>
-      <w:r>
-        <w:pict w14:anchorId="0ABFA526">
-          <v:rect id="_x0000_i1250" style="width:0;height:1.5pt" o:hralign="center" o:hrstd="t" o:hr="t" fillcolor="#a0a0a0" stroked="f"/>
-        </w:pict>
-      </w:r>
-    </w:p>
-    <w:p>
       <w:pPr>
         <w:rPr>
           <w:b/>
@@ -5316,15 +5129,6 @@
           <w:bCs/>
         </w:rPr>
         <w:t>3. Lazy Replication (Asynchronous Replication)</w:t>
-      </w:r>
-    </w:p>
-    <w:p>
-      <w:r>
-        <w:rPr>
-          <w:b/>
-          <w:bCs/>
-        </w:rPr>
-        <w:t>Definition:</w:t>
       </w:r>
       <w:r>
         <w:br/>
@@ -5440,7 +5244,6 @@
         </w:numPr>
       </w:pPr>
       <w:r>
-        <w:lastRenderedPageBreak/>
         <w:t xml:space="preserve">Faster than eager replication because </w:t>
       </w:r>
       <w:r>
@@ -5519,13 +5322,6 @@
       </w:r>
       <w:r>
         <w:t>.</w:t>
-      </w:r>
-    </w:p>
-    <w:p>
-      <w:r>
-        <w:pict w14:anchorId="752F6557">
-          <v:rect id="_x0000_i1251" style="width:0;height:1.5pt" o:hralign="center" o:hrstd="t" o:hr="t" fillcolor="#a0a0a0" stroked="f"/>
-        </w:pict>
       </w:r>
     </w:p>
     <w:p>
@@ -5556,9 +5352,9 @@
         <w:tblLook w:val="04A0" w:firstRow="1" w:lastRow="0" w:firstColumn="1" w:lastColumn="0" w:noHBand="0" w:noVBand="1"/>
       </w:tblPr>
       <w:tblGrid>
-        <w:gridCol w:w="1402"/>
-        <w:gridCol w:w="3318"/>
-        <w:gridCol w:w="4306"/>
+        <w:gridCol w:w="1276"/>
+        <w:gridCol w:w="1631"/>
+        <w:gridCol w:w="1972"/>
       </w:tblGrid>
       <w:tr>
         <w:trPr>
@@ -5738,6 +5534,7 @@
                 <w:b/>
                 <w:bCs/>
               </w:rPr>
+              <w:lastRenderedPageBreak/>
               <w:t>Performance</w:t>
             </w:r>
           </w:p>
@@ -5951,13 +5748,6 @@
       </w:r>
     </w:p>
     <w:p>
-      <w:r>
-        <w:pict w14:anchorId="23E957EC">
-          <v:rect id="_x0000_i1291" style="width:0;height:1.5pt" o:hralign="center" o:hrstd="t" o:hr="t" fillcolor="#a0a0a0" stroked="f"/>
-        </w:pict>
-      </w:r>
-    </w:p>
-    <w:p>
       <w:pPr>
         <w:rPr>
           <w:b/>
@@ -6055,13 +5845,6 @@
       </w:r>
     </w:p>
     <w:p>
-      <w:r>
-        <w:pict w14:anchorId="49DED0ED">
-          <v:rect id="_x0000_i1292" style="width:0;height:1.5pt" o:hralign="center" o:hrstd="t" o:hr="t" fillcolor="#a0a0a0" stroked="f"/>
-        </w:pict>
-      </w:r>
-    </w:p>
-    <w:p>
       <w:pPr>
         <w:rPr>
           <w:b/>
@@ -6103,7 +5886,6 @@
           <w:b/>
           <w:bCs/>
         </w:rPr>
-        <w:lastRenderedPageBreak/>
         <w:t>Definition:</w:t>
       </w:r>
       <w:r>
@@ -6206,13 +5988,6 @@
       </w:r>
     </w:p>
     <w:p>
-      <w:r>
-        <w:pict w14:anchorId="0401E5EC">
-          <v:rect id="_x0000_i1293" style="width:0;height:1.5pt" o:hralign="center" o:hrstd="t" o:hr="t" fillcolor="#a0a0a0" stroked="f"/>
-        </w:pict>
-      </w:r>
-    </w:p>
-    <w:p>
       <w:pPr>
         <w:rPr>
           <w:b/>
@@ -6341,13 +6116,6 @@
       </w:r>
     </w:p>
     <w:p>
-      <w:r>
-        <w:pict w14:anchorId="57DE4FB2">
-          <v:rect id="_x0000_i1294" style="width:0;height:1.5pt" o:hralign="center" o:hrstd="t" o:hr="t" fillcolor="#a0a0a0" stroked="f"/>
-        </w:pict>
-      </w:r>
-    </w:p>
-    <w:p>
       <w:pPr>
         <w:rPr>
           <w:b/>
@@ -6466,13 +6234,6 @@
       </w:r>
     </w:p>
     <w:p>
-      <w:r>
-        <w:pict w14:anchorId="06A44C04">
-          <v:rect id="_x0000_i1295" style="width:0;height:1.5pt" o:hralign="center" o:hrstd="t" o:hr="t" fillcolor="#a0a0a0" stroked="f"/>
-        </w:pict>
-      </w:r>
-    </w:p>
-    <w:p>
       <w:pPr>
         <w:rPr>
           <w:b/>
@@ -6591,13 +6352,6 @@
       </w:r>
     </w:p>
     <w:p>
-      <w:r>
-        <w:pict w14:anchorId="6804DB97">
-          <v:rect id="_x0000_i1296" style="width:0;height:1.5pt" o:hralign="center" o:hrstd="t" o:hr="t" fillcolor="#a0a0a0" stroked="f"/>
-        </w:pict>
-      </w:r>
-    </w:p>
-    <w:p>
       <w:pPr>
         <w:rPr>
           <w:b/>
@@ -6652,7 +6406,6 @@
           <w:b/>
           <w:bCs/>
         </w:rPr>
-        <w:lastRenderedPageBreak/>
         <w:t>Pros:</w:t>
       </w:r>
       <w:r>
@@ -6697,6 +6450,7 @@
           <w:b/>
           <w:bCs/>
         </w:rPr>
+        <w:lastRenderedPageBreak/>
         <w:t>Use Cases:</w:t>
       </w:r>
       <w:r>
@@ -6716,9 +6470,9 @@
         <w:tblLook w:val="04A0" w:firstRow="1" w:lastRow="0" w:firstColumn="1" w:lastColumn="0" w:noHBand="0" w:noVBand="1"/>
       </w:tblPr>
       <w:tblGrid>
-        <w:gridCol w:w="1513"/>
-        <w:gridCol w:w="3705"/>
-        <w:gridCol w:w="3808"/>
+        <w:gridCol w:w="1187"/>
+        <w:gridCol w:w="1837"/>
+        <w:gridCol w:w="1855"/>
       </w:tblGrid>
       <w:tr>
         <w:trPr>
@@ -7389,7 +7143,14 @@
                 <w:b/>
                 <w:bCs/>
               </w:rPr>
-              <w:t>8. Integration &amp; Ecosystem</w:t>
+              <w:t xml:space="preserve">8. Integration </w:t>
+            </w:r>
+            <w:r>
+              <w:rPr>
+                <w:b/>
+                <w:bCs/>
+              </w:rPr>
+              <w:t>&amp; Ecosystem</w:t>
             </w:r>
           </w:p>
         </w:tc>
@@ -7453,15 +7214,6 @@
         </w:rPr>
         <w:t>1. Message Brokers in Distributed Computing</w:t>
       </w:r>
-    </w:p>
-    <w:p>
-      <w:r>
-        <w:rPr>
-          <w:b/>
-          <w:bCs/>
-        </w:rPr>
-        <w:t>Definition:</w:t>
-      </w:r>
       <w:r>
         <w:br/>
         <w:t xml:space="preserve">A </w:t>
@@ -7595,7 +7347,6 @@
           <w:b/>
           <w:bCs/>
         </w:rPr>
-        <w:lastRenderedPageBreak/>
         <w:t>Examples:</w:t>
       </w:r>
     </w:p>
@@ -7734,13 +7485,6 @@
       </w:r>
     </w:p>
     <w:p>
-      <w:r>
-        <w:pict w14:anchorId="2D805B4A">
-          <v:rect id="_x0000_i1315" style="width:0;height:1.5pt" o:hralign="center" o:hrstd="t" o:hr="t" fillcolor="#a0a0a0" stroked="f"/>
-        </w:pict>
-      </w:r>
-    </w:p>
-    <w:p>
       <w:pPr>
         <w:rPr>
           <w:b/>
@@ -7753,15 +7497,6 @@
           <w:bCs/>
         </w:rPr>
         <w:t>2. Stream Processing in Distributed Computing</w:t>
-      </w:r>
-    </w:p>
-    <w:p>
-      <w:r>
-        <w:rPr>
-          <w:b/>
-          <w:bCs/>
-        </w:rPr>
-        <w:t>Definition:</w:t>
       </w:r>
       <w:r>
         <w:br/>
@@ -7835,6 +7570,7 @@
         </w:numPr>
       </w:pPr>
       <w:r>
+        <w:lastRenderedPageBreak/>
         <w:t xml:space="preserve">Handles </w:t>
       </w:r>
       <w:r>
@@ -8026,13 +7762,6 @@
       </w:pPr>
       <w:r>
         <w:t>Live recommendation engines in e-commerce or video streaming platforms.</w:t>
-      </w:r>
-    </w:p>
-    <w:p>
-      <w:r>
-        <w:pict w14:anchorId="303AF7A2">
-          <v:rect id="_x0000_i1316" style="width:0;height:1.5pt" o:hralign="center" o:hrstd="t" o:hr="t" fillcolor="#a0a0a0" stroked="f"/>
-        </w:pict>
       </w:r>
     </w:p>
     <w:p>
@@ -8064,8 +7793,8 @@
       </w:tblPr>
       <w:tblGrid>
         <w:gridCol w:w="1521"/>
-        <w:gridCol w:w="3995"/>
-        <w:gridCol w:w="3510"/>
+        <w:gridCol w:w="1813"/>
+        <w:gridCol w:w="1545"/>
       </w:tblGrid>
       <w:tr>
         <w:trPr>
@@ -8090,7 +7819,6 @@
                 <w:b/>
                 <w:bCs/>
               </w:rPr>
-              <w:lastRenderedPageBreak/>
               <w:t>Feature</w:t>
             </w:r>
           </w:p>
@@ -8377,8 +8105,8 @@
     <w:p/>
     <w:sectPr>
       <w:pgSz w:w="11906" w:h="16838"/>
-      <w:pgMar w:top="1440" w:right="1440" w:bottom="1440" w:left="1440" w:header="708" w:footer="708" w:gutter="0"/>
-      <w:cols w:space="708"/>
+      <w:pgMar w:top="720" w:right="720" w:bottom="720" w:left="720" w:header="708" w:footer="708" w:gutter="0"/>
+      <w:cols w:num="2" w:space="708"/>
       <w:docGrid w:linePitch="360"/>
     </w:sectPr>
   </w:body>
@@ -8410,9 +8138,9 @@
       <w:lvlJc w:val="left"/>
       <w:pPr>
         <w:tabs>
-          <w:tab w:val="num" w:pos="1440"/>
-        </w:tabs>
-        <w:ind w:left="1440" w:hanging="360"/>
+          <w:tab w:val="num" w:pos="1210"/>
+        </w:tabs>
+        <w:ind w:left="1210" w:hanging="360"/>
       </w:pPr>
       <w:rPr>
         <w:rFonts w:ascii="Courier New" w:hAnsi="Courier New" w:hint="default"/>
@@ -9675,9 +9403,9 @@
       <w:lvlJc w:val="left"/>
       <w:pPr>
         <w:tabs>
-          <w:tab w:val="num" w:pos="720"/>
-        </w:tabs>
-        <w:ind w:left="720" w:hanging="360"/>
+          <w:tab w:val="num" w:pos="502"/>
+        </w:tabs>
+        <w:ind w:left="502" w:hanging="360"/>
       </w:pPr>
       <w:rPr>
         <w:rFonts w:ascii="Symbol" w:hAnsi="Symbol" w:hint="default"/>
@@ -9691,9 +9419,9 @@
       <w:lvlJc w:val="left"/>
       <w:pPr>
         <w:tabs>
-          <w:tab w:val="num" w:pos="1440"/>
-        </w:tabs>
-        <w:ind w:left="1440" w:hanging="360"/>
+          <w:tab w:val="num" w:pos="1222"/>
+        </w:tabs>
+        <w:ind w:left="1222" w:hanging="360"/>
       </w:pPr>
       <w:rPr>
         <w:rFonts w:ascii="Courier New" w:hAnsi="Courier New" w:hint="default"/>
@@ -9707,9 +9435,9 @@
       <w:lvlJc w:val="left"/>
       <w:pPr>
         <w:tabs>
-          <w:tab w:val="num" w:pos="2160"/>
-        </w:tabs>
-        <w:ind w:left="2160" w:hanging="360"/>
+          <w:tab w:val="num" w:pos="1942"/>
+        </w:tabs>
+        <w:ind w:left="1942" w:hanging="360"/>
       </w:pPr>
       <w:rPr>
         <w:rFonts w:ascii="Wingdings" w:hAnsi="Wingdings" w:hint="default"/>
@@ -9723,9 +9451,9 @@
       <w:lvlJc w:val="left"/>
       <w:pPr>
         <w:tabs>
-          <w:tab w:val="num" w:pos="2880"/>
-        </w:tabs>
-        <w:ind w:left="2880" w:hanging="360"/>
+          <w:tab w:val="num" w:pos="2662"/>
+        </w:tabs>
+        <w:ind w:left="2662" w:hanging="360"/>
       </w:pPr>
       <w:rPr>
         <w:rFonts w:ascii="Wingdings" w:hAnsi="Wingdings" w:hint="default"/>
@@ -9739,9 +9467,9 @@
       <w:lvlJc w:val="left"/>
       <w:pPr>
         <w:tabs>
-          <w:tab w:val="num" w:pos="3600"/>
-        </w:tabs>
-        <w:ind w:left="3600" w:hanging="360"/>
+          <w:tab w:val="num" w:pos="3382"/>
+        </w:tabs>
+        <w:ind w:left="3382" w:hanging="360"/>
       </w:pPr>
       <w:rPr>
         <w:rFonts w:ascii="Wingdings" w:hAnsi="Wingdings" w:hint="default"/>
@@ -9755,9 +9483,9 @@
       <w:lvlJc w:val="left"/>
       <w:pPr>
         <w:tabs>
-          <w:tab w:val="num" w:pos="4320"/>
-        </w:tabs>
-        <w:ind w:left="4320" w:hanging="360"/>
+          <w:tab w:val="num" w:pos="4102"/>
+        </w:tabs>
+        <w:ind w:left="4102" w:hanging="360"/>
       </w:pPr>
       <w:rPr>
         <w:rFonts w:ascii="Wingdings" w:hAnsi="Wingdings" w:hint="default"/>
@@ -9771,9 +9499,9 @@
       <w:lvlJc w:val="left"/>
       <w:pPr>
         <w:tabs>
-          <w:tab w:val="num" w:pos="5040"/>
-        </w:tabs>
-        <w:ind w:left="5040" w:hanging="360"/>
+          <w:tab w:val="num" w:pos="4822"/>
+        </w:tabs>
+        <w:ind w:left="4822" w:hanging="360"/>
       </w:pPr>
       <w:rPr>
         <w:rFonts w:ascii="Wingdings" w:hAnsi="Wingdings" w:hint="default"/>
@@ -9787,9 +9515,9 @@
       <w:lvlJc w:val="left"/>
       <w:pPr>
         <w:tabs>
-          <w:tab w:val="num" w:pos="5760"/>
-        </w:tabs>
-        <w:ind w:left="5760" w:hanging="360"/>
+          <w:tab w:val="num" w:pos="5542"/>
+        </w:tabs>
+        <w:ind w:left="5542" w:hanging="360"/>
       </w:pPr>
       <w:rPr>
         <w:rFonts w:ascii="Wingdings" w:hAnsi="Wingdings" w:hint="default"/>
@@ -9803,9 +9531,9 @@
       <w:lvlJc w:val="left"/>
       <w:pPr>
         <w:tabs>
-          <w:tab w:val="num" w:pos="6480"/>
-        </w:tabs>
-        <w:ind w:left="6480" w:hanging="360"/>
+          <w:tab w:val="num" w:pos="6262"/>
+        </w:tabs>
+        <w:ind w:left="6262" w:hanging="360"/>
       </w:pPr>
       <w:rPr>
         <w:rFonts w:ascii="Wingdings" w:hAnsi="Wingdings" w:hint="default"/>
@@ -9824,9 +9552,9 @@
       <w:lvlJc w:val="left"/>
       <w:pPr>
         <w:tabs>
-          <w:tab w:val="num" w:pos="720"/>
-        </w:tabs>
-        <w:ind w:left="720" w:hanging="360"/>
+          <w:tab w:val="num" w:pos="360"/>
+        </w:tabs>
+        <w:ind w:left="360" w:hanging="360"/>
       </w:pPr>
       <w:rPr>
         <w:rFonts w:ascii="Symbol" w:hAnsi="Symbol" w:hint="default"/>
@@ -9840,9 +9568,9 @@
       <w:lvlJc w:val="left"/>
       <w:pPr>
         <w:tabs>
-          <w:tab w:val="num" w:pos="1440"/>
-        </w:tabs>
-        <w:ind w:left="1440" w:hanging="360"/>
+          <w:tab w:val="num" w:pos="1080"/>
+        </w:tabs>
+        <w:ind w:left="1080" w:hanging="360"/>
       </w:pPr>
       <w:rPr>
         <w:rFonts w:ascii="Courier New" w:hAnsi="Courier New" w:hint="default"/>
@@ -9856,9 +9584,9 @@
       <w:lvlJc w:val="left"/>
       <w:pPr>
         <w:tabs>
-          <w:tab w:val="num" w:pos="2160"/>
-        </w:tabs>
-        <w:ind w:left="2160" w:hanging="360"/>
+          <w:tab w:val="num" w:pos="1800"/>
+        </w:tabs>
+        <w:ind w:left="1800" w:hanging="360"/>
       </w:pPr>
       <w:rPr>
         <w:rFonts w:ascii="Wingdings" w:hAnsi="Wingdings" w:hint="default"/>
@@ -9872,9 +9600,9 @@
       <w:lvlJc w:val="left"/>
       <w:pPr>
         <w:tabs>
-          <w:tab w:val="num" w:pos="2880"/>
-        </w:tabs>
-        <w:ind w:left="2880" w:hanging="360"/>
+          <w:tab w:val="num" w:pos="2520"/>
+        </w:tabs>
+        <w:ind w:left="2520" w:hanging="360"/>
       </w:pPr>
       <w:rPr>
         <w:rFonts w:ascii="Wingdings" w:hAnsi="Wingdings" w:hint="default"/>
@@ -9888,9 +9616,9 @@
       <w:lvlJc w:val="left"/>
       <w:pPr>
         <w:tabs>
-          <w:tab w:val="num" w:pos="3600"/>
-        </w:tabs>
-        <w:ind w:left="3600" w:hanging="360"/>
+          <w:tab w:val="num" w:pos="3240"/>
+        </w:tabs>
+        <w:ind w:left="3240" w:hanging="360"/>
       </w:pPr>
       <w:rPr>
         <w:rFonts w:ascii="Wingdings" w:hAnsi="Wingdings" w:hint="default"/>
@@ -9904,9 +9632,9 @@
       <w:lvlJc w:val="left"/>
       <w:pPr>
         <w:tabs>
-          <w:tab w:val="num" w:pos="4320"/>
-        </w:tabs>
-        <w:ind w:left="4320" w:hanging="360"/>
+          <w:tab w:val="num" w:pos="3960"/>
+        </w:tabs>
+        <w:ind w:left="3960" w:hanging="360"/>
       </w:pPr>
       <w:rPr>
         <w:rFonts w:ascii="Wingdings" w:hAnsi="Wingdings" w:hint="default"/>
@@ -9920,9 +9648,9 @@
       <w:lvlJc w:val="left"/>
       <w:pPr>
         <w:tabs>
-          <w:tab w:val="num" w:pos="5040"/>
-        </w:tabs>
-        <w:ind w:left="5040" w:hanging="360"/>
+          <w:tab w:val="num" w:pos="4680"/>
+        </w:tabs>
+        <w:ind w:left="4680" w:hanging="360"/>
       </w:pPr>
       <w:rPr>
         <w:rFonts w:ascii="Wingdings" w:hAnsi="Wingdings" w:hint="default"/>
@@ -9936,9 +9664,9 @@
       <w:lvlJc w:val="left"/>
       <w:pPr>
         <w:tabs>
-          <w:tab w:val="num" w:pos="5760"/>
-        </w:tabs>
-        <w:ind w:left="5760" w:hanging="360"/>
+          <w:tab w:val="num" w:pos="5400"/>
+        </w:tabs>
+        <w:ind w:left="5400" w:hanging="360"/>
       </w:pPr>
       <w:rPr>
         <w:rFonts w:ascii="Wingdings" w:hAnsi="Wingdings" w:hint="default"/>
@@ -9952,9 +9680,9 @@
       <w:lvlJc w:val="left"/>
       <w:pPr>
         <w:tabs>
-          <w:tab w:val="num" w:pos="6480"/>
-        </w:tabs>
-        <w:ind w:left="6480" w:hanging="360"/>
+          <w:tab w:val="num" w:pos="6120"/>
+        </w:tabs>
+        <w:ind w:left="6120" w:hanging="360"/>
       </w:pPr>
       <w:rPr>
         <w:rFonts w:ascii="Wingdings" w:hAnsi="Wingdings" w:hint="default"/>
@@ -10251,9 +9979,9 @@
       <w:lvlJc w:val="left"/>
       <w:pPr>
         <w:tabs>
-          <w:tab w:val="num" w:pos="1440"/>
-        </w:tabs>
-        <w:ind w:left="1440" w:hanging="360"/>
+          <w:tab w:val="num" w:pos="785"/>
+        </w:tabs>
+        <w:ind w:left="785" w:hanging="360"/>
       </w:pPr>
       <w:rPr>
         <w:rFonts w:ascii="Courier New" w:hAnsi="Courier New" w:hint="default"/>
@@ -10368,9 +10096,9 @@
       <w:lvlJc w:val="left"/>
       <w:pPr>
         <w:tabs>
-          <w:tab w:val="num" w:pos="1440"/>
-        </w:tabs>
-        <w:ind w:left="1440" w:hanging="360"/>
+          <w:tab w:val="num" w:pos="927"/>
+        </w:tabs>
+        <w:ind w:left="927" w:hanging="360"/>
       </w:pPr>
       <w:rPr>
         <w:rFonts w:ascii="Courier New" w:hAnsi="Courier New" w:hint="default"/>
@@ -11379,9 +11107,9 @@
       <w:lvlJc w:val="left"/>
       <w:pPr>
         <w:tabs>
-          <w:tab w:val="num" w:pos="1440"/>
-        </w:tabs>
-        <w:ind w:left="1440" w:hanging="360"/>
+          <w:tab w:val="num" w:pos="502"/>
+        </w:tabs>
+        <w:ind w:left="502" w:hanging="360"/>
       </w:pPr>
       <w:rPr>
         <w:rFonts w:ascii="Courier New" w:hAnsi="Courier New" w:hint="default"/>
@@ -11484,9 +11212,9 @@
       <w:lvlJc w:val="left"/>
       <w:pPr>
         <w:tabs>
-          <w:tab w:val="num" w:pos="720"/>
-        </w:tabs>
-        <w:ind w:left="720" w:hanging="360"/>
+          <w:tab w:val="num" w:pos="360"/>
+        </w:tabs>
+        <w:ind w:left="360" w:hanging="360"/>
       </w:pPr>
     </w:lvl>
     <w:lvl w:ilvl="1">
@@ -11496,9 +11224,9 @@
       <w:lvlJc w:val="left"/>
       <w:pPr>
         <w:tabs>
-          <w:tab w:val="num" w:pos="1440"/>
-        </w:tabs>
-        <w:ind w:left="1440" w:hanging="360"/>
+          <w:tab w:val="num" w:pos="502"/>
+        </w:tabs>
+        <w:ind w:left="502" w:hanging="360"/>
       </w:pPr>
       <w:rPr>
         <w:rFonts w:ascii="Courier New" w:hAnsi="Courier New" w:hint="default"/>
@@ -11512,9 +11240,9 @@
       <w:lvlJc w:val="left"/>
       <w:pPr>
         <w:tabs>
-          <w:tab w:val="num" w:pos="2160"/>
-        </w:tabs>
-        <w:ind w:left="2160" w:hanging="360"/>
+          <w:tab w:val="num" w:pos="1800"/>
+        </w:tabs>
+        <w:ind w:left="1800" w:hanging="360"/>
       </w:pPr>
     </w:lvl>
     <w:lvl w:ilvl="3" w:tentative="1">
@@ -11524,9 +11252,9 @@
       <w:lvlJc w:val="left"/>
       <w:pPr>
         <w:tabs>
-          <w:tab w:val="num" w:pos="2880"/>
-        </w:tabs>
-        <w:ind w:left="2880" w:hanging="360"/>
+          <w:tab w:val="num" w:pos="2520"/>
+        </w:tabs>
+        <w:ind w:left="2520" w:hanging="360"/>
       </w:pPr>
     </w:lvl>
     <w:lvl w:ilvl="4" w:tentative="1">
@@ -11536,9 +11264,9 @@
       <w:lvlJc w:val="left"/>
       <w:pPr>
         <w:tabs>
-          <w:tab w:val="num" w:pos="3600"/>
-        </w:tabs>
-        <w:ind w:left="3600" w:hanging="360"/>
+          <w:tab w:val="num" w:pos="3240"/>
+        </w:tabs>
+        <w:ind w:left="3240" w:hanging="360"/>
       </w:pPr>
     </w:lvl>
     <w:lvl w:ilvl="5" w:tentative="1">
@@ -11548,9 +11276,9 @@
       <w:lvlJc w:val="left"/>
       <w:pPr>
         <w:tabs>
-          <w:tab w:val="num" w:pos="4320"/>
-        </w:tabs>
-        <w:ind w:left="4320" w:hanging="360"/>
+          <w:tab w:val="num" w:pos="3960"/>
+        </w:tabs>
+        <w:ind w:left="3960" w:hanging="360"/>
       </w:pPr>
     </w:lvl>
     <w:lvl w:ilvl="6" w:tentative="1">
@@ -11560,9 +11288,9 @@
       <w:lvlJc w:val="left"/>
       <w:pPr>
         <w:tabs>
-          <w:tab w:val="num" w:pos="5040"/>
-        </w:tabs>
-        <w:ind w:left="5040" w:hanging="360"/>
+          <w:tab w:val="num" w:pos="4680"/>
+        </w:tabs>
+        <w:ind w:left="4680" w:hanging="360"/>
       </w:pPr>
     </w:lvl>
     <w:lvl w:ilvl="7" w:tentative="1">
@@ -11572,9 +11300,9 @@
       <w:lvlJc w:val="left"/>
       <w:pPr>
         <w:tabs>
-          <w:tab w:val="num" w:pos="5760"/>
-        </w:tabs>
-        <w:ind w:left="5760" w:hanging="360"/>
+          <w:tab w:val="num" w:pos="5400"/>
+        </w:tabs>
+        <w:ind w:left="5400" w:hanging="360"/>
       </w:pPr>
     </w:lvl>
     <w:lvl w:ilvl="8" w:tentative="1">
@@ -11584,9 +11312,9 @@
       <w:lvlJc w:val="left"/>
       <w:pPr>
         <w:tabs>
-          <w:tab w:val="num" w:pos="6480"/>
-        </w:tabs>
-        <w:ind w:left="6480" w:hanging="360"/>
+          <w:tab w:val="num" w:pos="6120"/>
+        </w:tabs>
+        <w:ind w:left="6120" w:hanging="360"/>
       </w:pPr>
     </w:lvl>
   </w:abstractNum>
@@ -12910,9 +12638,9 @@
       <w:lvlJc w:val="left"/>
       <w:pPr>
         <w:tabs>
-          <w:tab w:val="num" w:pos="720"/>
-        </w:tabs>
-        <w:ind w:left="720" w:hanging="360"/>
+          <w:tab w:val="num" w:pos="502"/>
+        </w:tabs>
+        <w:ind w:left="502" w:hanging="360"/>
       </w:pPr>
       <w:rPr>
         <w:rFonts w:ascii="Symbol" w:hAnsi="Symbol" w:hint="default"/>
@@ -14102,9 +13830,9 @@
       <w:lvlJc w:val="left"/>
       <w:pPr>
         <w:tabs>
-          <w:tab w:val="num" w:pos="720"/>
-        </w:tabs>
-        <w:ind w:left="720" w:hanging="360"/>
+          <w:tab w:val="num" w:pos="502"/>
+        </w:tabs>
+        <w:ind w:left="502" w:hanging="360"/>
       </w:pPr>
       <w:rPr>
         <w:rFonts w:ascii="Symbol" w:hAnsi="Symbol" w:hint="default"/>
@@ -14118,9 +13846,9 @@
       <w:lvlJc w:val="left"/>
       <w:pPr>
         <w:tabs>
-          <w:tab w:val="num" w:pos="1440"/>
-        </w:tabs>
-        <w:ind w:left="1440" w:hanging="360"/>
+          <w:tab w:val="num" w:pos="1222"/>
+        </w:tabs>
+        <w:ind w:left="1222" w:hanging="360"/>
       </w:pPr>
       <w:rPr>
         <w:rFonts w:ascii="Courier New" w:hAnsi="Courier New" w:hint="default"/>
@@ -14134,9 +13862,9 @@
       <w:lvlJc w:val="left"/>
       <w:pPr>
         <w:tabs>
-          <w:tab w:val="num" w:pos="2160"/>
-        </w:tabs>
-        <w:ind w:left="2160" w:hanging="360"/>
+          <w:tab w:val="num" w:pos="1942"/>
+        </w:tabs>
+        <w:ind w:left="1942" w:hanging="360"/>
       </w:pPr>
       <w:rPr>
         <w:rFonts w:ascii="Wingdings" w:hAnsi="Wingdings" w:hint="default"/>
@@ -14150,9 +13878,9 @@
       <w:lvlJc w:val="left"/>
       <w:pPr>
         <w:tabs>
-          <w:tab w:val="num" w:pos="2880"/>
-        </w:tabs>
-        <w:ind w:left="2880" w:hanging="360"/>
+          <w:tab w:val="num" w:pos="2662"/>
+        </w:tabs>
+        <w:ind w:left="2662" w:hanging="360"/>
       </w:pPr>
       <w:rPr>
         <w:rFonts w:ascii="Wingdings" w:hAnsi="Wingdings" w:hint="default"/>
@@ -14166,9 +13894,9 @@
       <w:lvlJc w:val="left"/>
       <w:pPr>
         <w:tabs>
-          <w:tab w:val="num" w:pos="3600"/>
-        </w:tabs>
-        <w:ind w:left="3600" w:hanging="360"/>
+          <w:tab w:val="num" w:pos="3382"/>
+        </w:tabs>
+        <w:ind w:left="3382" w:hanging="360"/>
       </w:pPr>
       <w:rPr>
         <w:rFonts w:ascii="Wingdings" w:hAnsi="Wingdings" w:hint="default"/>
@@ -14182,9 +13910,9 @@
       <w:lvlJc w:val="left"/>
       <w:pPr>
         <w:tabs>
-          <w:tab w:val="num" w:pos="4320"/>
-        </w:tabs>
-        <w:ind w:left="4320" w:hanging="360"/>
+          <w:tab w:val="num" w:pos="4102"/>
+        </w:tabs>
+        <w:ind w:left="4102" w:hanging="360"/>
       </w:pPr>
       <w:rPr>
         <w:rFonts w:ascii="Wingdings" w:hAnsi="Wingdings" w:hint="default"/>
@@ -14198,9 +13926,9 @@
       <w:lvlJc w:val="left"/>
       <w:pPr>
         <w:tabs>
-          <w:tab w:val="num" w:pos="5040"/>
-        </w:tabs>
-        <w:ind w:left="5040" w:hanging="360"/>
+          <w:tab w:val="num" w:pos="4822"/>
+        </w:tabs>
+        <w:ind w:left="4822" w:hanging="360"/>
       </w:pPr>
       <w:rPr>
         <w:rFonts w:ascii="Wingdings" w:hAnsi="Wingdings" w:hint="default"/>
@@ -14214,9 +13942,9 @@
       <w:lvlJc w:val="left"/>
       <w:pPr>
         <w:tabs>
-          <w:tab w:val="num" w:pos="5760"/>
-        </w:tabs>
-        <w:ind w:left="5760" w:hanging="360"/>
+          <w:tab w:val="num" w:pos="5542"/>
+        </w:tabs>
+        <w:ind w:left="5542" w:hanging="360"/>
       </w:pPr>
       <w:rPr>
         <w:rFonts w:ascii="Wingdings" w:hAnsi="Wingdings" w:hint="default"/>
@@ -14230,9 +13958,9 @@
       <w:lvlJc w:val="left"/>
       <w:pPr>
         <w:tabs>
-          <w:tab w:val="num" w:pos="6480"/>
-        </w:tabs>
-        <w:ind w:left="6480" w:hanging="360"/>
+          <w:tab w:val="num" w:pos="6262"/>
+        </w:tabs>
+        <w:ind w:left="6262" w:hanging="360"/>
       </w:pPr>
       <w:rPr>
         <w:rFonts w:ascii="Wingdings" w:hAnsi="Wingdings" w:hint="default"/>
